--- a/pi_multi_agent_training_manual_wsl_windows11_rev1.docx
+++ b/pi_multi_agent_training_manual_wsl_windows11_rev1.docx
@@ -805,6 +805,15 @@
     <w:p>
       <w:pPr>
         <w:pStyle w:val="ListBullet"/>
+        <w:spacing w:after="40"/>
+      </w:pPr>
+      <w:r>
+        <w:t>Optional: ChatGPT Plus or Pro (Codex) subscription if you want to use Pi /login for hosted models instead of local-only Ollama.</w:t>
+      </w:r>
+    </w:p>
+    <w:p>
+      <w:pPr>
+        <w:pStyle w:val="ListBullet"/>
         <w:spacing w:before="0" w:after="40" w:line="271" w:lineRule="auto"/>
         <w:ind w:left="283"/>
       </w:pPr>
@@ -1730,6 +1739,34 @@
     </w:p>
     <w:p>
       <w:pPr>
+        <w:pStyle w:val="SectionHeading"/>
+        <w:spacing w:before="200" w:after="120"/>
+      </w:pPr>
+      <w:r>
+        <w:rPr>
+          <w:sz w:val="22"/>
+        </w:rPr>
+        <w:t>Optional: ChatGPT Plus or Pro (Codex)</w:t>
+      </w:r>
+    </w:p>
+    <w:p>
+      <w:pPr>
+        <w:widowControl/>
+      </w:pPr>
+      <w:r>
+        <w:t>Instead of local Ollama only, you can use Pi with a ChatGPT Plus or Pro plan that includes the Codex subscription. Inside Pi, type /login and choose the ChatGPT Plus/Pro (Codex subscription) option, then complete the browser sign-in flow.</w:t>
+      </w:r>
+    </w:p>
+    <w:p>
+      <w:pPr>
+        <w:widowControl/>
+      </w:pPr>
+      <w:r>
+        <w:t>That path uses hosted models through your subscription; it is separate from the Ollama setup in this course. After sign-in, pick models with /model as usual.</w:t>
+      </w:r>
+    </w:p>
+    <w:p>
+      <w:pPr>
         <w:pStyle w:val="Heading1"/>
         <w:spacing w:before="120" w:after="160" w:line="240" w:lineRule="auto"/>
       </w:pPr>
@@ -1931,6 +1968,14 @@
       </w:pPr>
       <w:r>
         <w:t>If that returns model information, WSL can see the Windows Ollama service.</w:t>
+      </w:r>
+    </w:p>
+    <w:p>
+      <w:pPr>
+        <w:widowControl/>
+      </w:pPr>
+      <w:r>
+        <w:t>Provider choice: this module configures local Ollama via models.json. If you prefer hosted models, use /login in Pi and select ChatGPT Plus/Pro (Codex subscription), then use /model; you can still keep Ollama configured for local fallback.</w:t>
       </w:r>
     </w:p>
     <w:p>
